--- a/chapters/intro-to-R-handout.docx
+++ b/chapters/intro-to-R-handout.docx
@@ -50,7 +50,13 @@
         <w:pStyle w:val="FirstParagraph"/>
       </w:pPr>
       <w:r>
-        <w:t xml:space="preserve">There are an overwhelming number of great resources for learning R; here are some recommendations:</w:t>
+        <w:t xml:space="preserve">There are an overwhelming number of great resources for learning R;</w:t>
+      </w:r>
+      <w:r>
+        <w:t xml:space="preserve"> </w:t>
+      </w:r>
+      <w:r>
+        <w:t xml:space="preserve">here are some recommendations:</w:t>
       </w:r>
     </w:p>
     <w:p>
@@ -2979,7 +2985,13 @@
         <w:pStyle w:val="FirstParagraph"/>
       </w:pPr>
       <w:r>
-        <w:t xml:space="preserve">Over time, explore all the tabs and menus; there are a lot of great quality-of-life features.</w:t>
+        <w:t xml:space="preserve">Over time, explore all the tabs and menus;</w:t>
+      </w:r>
+      <w:r>
+        <w:t xml:space="preserve"> </w:t>
+      </w:r>
+      <w:r>
+        <w:t xml:space="preserve">there are a lot of great quality-of-life features.</w:t>
       </w:r>
     </w:p>
     <w:p>
@@ -3006,7 +3018,13 @@
         <w:t xml:space="preserve"> </w:t>
       </w:r>
       <w:r>
-        <w:t xml:space="preserve">tab to view past commands; you can rerun them or copy them into a source code file in one click! (up-arrow in the Console also enables this process, but less easily).</w:t>
+        <w:t xml:space="preserve">tab to view past commands;</w:t>
+      </w:r>
+      <w:r>
+        <w:t xml:space="preserve"> </w:t>
+      </w:r>
+      <w:r>
+        <w:t xml:space="preserve">you can rerun them or copy them into a source code file in one click! (up-arrow in the Console also enables this process, but less easily).</w:t>
       </w:r>
     </w:p>
     <w:bookmarkEnd w:id="94"/>

--- a/chapters/intro-to-R-handout.docx
+++ b/chapters/intro-to-R-handout.docx
@@ -679,7 +679,7 @@
       </w:hyperlink>
     </w:p>
     <w:bookmarkEnd w:id="17"/>
-    <w:bookmarkStart w:id="36" w:name="uc-davis-r-programming-courses"/>
+    <w:bookmarkStart w:id="37" w:name="uc-davis-r-programming-courses"/>
     <w:p>
       <w:pPr>
         <w:pStyle w:val="Heading1"/>
@@ -1029,104 +1029,322 @@
           <w:rPr>
             <w:rStyle w:val="Hyperlink"/>
           </w:rPr>
+          <w:t xml:space="preserve">PSC 120</w:t>
+        </w:r>
+      </w:hyperlink>
+      <w:r>
+        <w:t xml:space="preserve">:</w:t>
+      </w:r>
+      <w:r>
+        <w:t xml:space="preserve"> </w:t>
+      </w:r>
+      <w:r>
+        <w:t xml:space="preserve">Agent-Based Modeling</w:t>
+      </w:r>
+    </w:p>
+    <w:p>
+      <w:pPr>
+        <w:pStyle w:val="Compact"/>
+        <w:numPr>
+          <w:ilvl w:val="0"/>
+          <w:numId w:val="1004"/>
+        </w:numPr>
+      </w:pPr>
+      <w:hyperlink r:id="rId32">
+        <w:r>
+          <w:rPr>
+            <w:rStyle w:val="Hyperlink"/>
+          </w:rPr>
           <w:t xml:space="preserve">PSC 203A</w:t>
         </w:r>
       </w:hyperlink>
+      <w:r>
+        <w:t xml:space="preserve">:</w:t>
+      </w:r>
+      <w:r>
+        <w:t xml:space="preserve"> </w:t>
+      </w:r>
+      <w:r>
+        <w:t xml:space="preserve">Data Cleaning &amp; Management in the Social Sciences</w:t>
+      </w:r>
+    </w:p>
+    <w:p>
+      <w:pPr>
+        <w:pStyle w:val="Compact"/>
+        <w:numPr>
+          <w:ilvl w:val="0"/>
+          <w:numId w:val="1004"/>
+        </w:numPr>
+      </w:pPr>
+      <w:hyperlink r:id="rId33">
+        <w:r>
+          <w:rPr>
+            <w:rStyle w:val="Hyperlink"/>
+          </w:rPr>
+          <w:t xml:space="preserve">PSC 203B</w:t>
+        </w:r>
+      </w:hyperlink>
+      <w:r>
+        <w:t xml:space="preserve">:</w:t>
+      </w:r>
+      <w:r>
+        <w:t xml:space="preserve"> </w:t>
+      </w:r>
+      <w:r>
+        <w:t xml:space="preserve">Data Visualization in the Social Sciences</w:t>
+      </w:r>
     </w:p>
     <w:p>
       <w:pPr>
         <w:pStyle w:val="FirstParagraph"/>
       </w:pPr>
-      <w:r>
-        <w:t xml:space="preserve">:</w:t>
-      </w:r>
-      <w:r>
-        <w:t xml:space="preserve"> </w:t>
-      </w:r>
-      <w:r>
-        <w:t xml:space="preserve">“Data Cleaning &amp; Management in the Social Sciences”</w:t>
-      </w:r>
-      <w:r>
-        <w:t xml:space="preserve"> </w:t>
-      </w:r>
-      <w:r>
-        <w:t xml:space="preserve">-</w:t>
-      </w:r>
-      <w:r>
-        <w:t xml:space="preserve"> </w:t>
-      </w:r>
-      <w:hyperlink r:id="rId32">
-        <w:r>
-          <w:rPr>
-            <w:rStyle w:val="Hyperlink"/>
-          </w:rPr>
-          <w:t xml:space="preserve">PSC 203B</w:t>
-        </w:r>
-      </w:hyperlink>
-      <w:r>
-        <w:t xml:space="preserve"> </w:t>
-      </w:r>
-      <w:r>
-        <w:t xml:space="preserve">“Data Visualization in the Social Sciences”</w:t>
-      </w:r>
+      <w:hyperlink r:id="rId34">
+        <w:r>
+          <w:rPr>
+            <w:rStyle w:val="Hyperlink"/>
+          </w:rPr>
+          <w:t xml:space="preserve">DataLab</w:t>
+        </w:r>
+      </w:hyperlink>
+      <w:r>
+        <w:t xml:space="preserve"> </w:t>
+      </w:r>
+      <w:r>
+        <w:t xml:space="preserve">maintains another list of courses:</w:t>
+      </w:r>
+      <w:r>
+        <w:t xml:space="preserve"> </w:t>
+      </w:r>
+      <w:hyperlink r:id="rId35">
+        <w:r>
+          <w:rPr>
+            <w:rStyle w:val="Hyperlink"/>
+          </w:rPr>
+          <w:t xml:space="preserve">https://datalab.ucdavis.edu/courses/</w:t>
+        </w:r>
+      </w:hyperlink>
     </w:p>
     <w:p>
       <w:pPr>
         <w:pStyle w:val="BodyText"/>
       </w:pPr>
-      <w:hyperlink r:id="rId33">
-        <w:r>
-          <w:rPr>
-            <w:rStyle w:val="Hyperlink"/>
-          </w:rPr>
-          <w:t xml:space="preserve">DataLab</w:t>
-        </w:r>
-      </w:hyperlink>
-      <w:r>
-        <w:t xml:space="preserve"> </w:t>
-      </w:r>
-      <w:r>
-        <w:t xml:space="preserve">maintains another list of courses:</w:t>
-      </w:r>
-      <w:r>
-        <w:t xml:space="preserve"> </w:t>
-      </w:r>
-      <w:hyperlink r:id="rId34">
-        <w:r>
-          <w:rPr>
-            <w:rStyle w:val="Hyperlink"/>
-          </w:rPr>
-          <w:t xml:space="preserve">https://datalab.ucdavis.edu/courses/</w:t>
-        </w:r>
-      </w:hyperlink>
+      <w:r>
+        <w:t xml:space="preserve">DataLab also provides short-form workshops on R programming and data science:</w:t>
+      </w:r>
+      <w:r>
+        <w:t xml:space="preserve"> </w:t>
+      </w:r>
+      <w:hyperlink r:id="rId36">
+        <w:r>
+          <w:rPr>
+            <w:rStyle w:val="Hyperlink"/>
+          </w:rPr>
+          <w:t xml:space="preserve">https://datalab.ucdavis.edu/workshops/</w:t>
+        </w:r>
+      </w:hyperlink>
+    </w:p>
+    <w:bookmarkEnd w:id="37"/>
+    <w:bookmarkStart w:id="40" w:name="demographics-tables"/>
+    <w:p>
+      <w:pPr>
+        <w:pStyle w:val="Heading1"/>
+      </w:pPr>
+      <w:r>
+        <w:t xml:space="preserve">3. Demographics tables</w:t>
+      </w:r>
+    </w:p>
+    <w:p>
+      <w:pPr>
+        <w:pStyle w:val="FirstParagraph"/>
+      </w:pPr>
+      <w:r>
+        <w:t xml:space="preserve">Demographics tables are important first steps in many data analyses and papers.</w:t>
+      </w:r>
     </w:p>
     <w:p>
       <w:pPr>
         <w:pStyle w:val="BodyText"/>
       </w:pPr>
       <w:r>
-        <w:t xml:space="preserve">DataLab also provides short-form workshops on R programming and data science:</w:t>
-      </w:r>
-      <w:r>
-        <w:t xml:space="preserve"> </w:t>
-      </w:r>
-      <w:hyperlink r:id="rId35">
-        <w:r>
-          <w:rPr>
-            <w:rStyle w:val="Hyperlink"/>
-          </w:rPr>
-          <w:t xml:space="preserve">https://datalab.ucdavis.edu/workshops/</w:t>
-        </w:r>
-      </w:hyperlink>
-    </w:p>
-    <w:bookmarkEnd w:id="36"/>
-    <w:bookmarkStart w:id="39" w:name="demographics-tables"/>
+        <w:t xml:space="preserve">The</w:t>
+      </w:r>
+      <w:r>
+        <w:t xml:space="preserve"> </w:t>
+      </w:r>
+      <w:r>
+        <w:rPr>
+          <w:rStyle w:val="VerbatimChar"/>
+        </w:rPr>
+        <w:t xml:space="preserve">gtsummary</w:t>
+      </w:r>
+      <w:r>
+        <w:t xml:space="preserve"> </w:t>
+      </w:r>
+      <w:r>
+        <w:t xml:space="preserve">package is flexible and can probably provide whatever table options you’re looking for,</w:t>
+      </w:r>
+      <w:r>
+        <w:t xml:space="preserve"> </w:t>
+      </w:r>
+      <w:r>
+        <w:t xml:space="preserve">and if not, the developers are usually very welcoming of feature requests.</w:t>
+      </w:r>
+    </w:p>
+    <w:p>
+      <w:pPr>
+        <w:pStyle w:val="BodyText"/>
+      </w:pPr>
+      <w:r>
+        <w:t xml:space="preserve">If</w:t>
+      </w:r>
+      <w:r>
+        <w:t xml:space="preserve"> </w:t>
+      </w:r>
+      <w:r>
+        <w:rPr>
+          <w:rStyle w:val="VerbatimChar"/>
+        </w:rPr>
+        <w:t xml:space="preserve">gtsummary</w:t>
+      </w:r>
+      <w:r>
+        <w:t xml:space="preserve"> </w:t>
+      </w:r>
+      <w:r>
+        <w:t xml:space="preserve">is really not doing what you want,</w:t>
+      </w:r>
+      <w:r>
+        <w:t xml:space="preserve"> </w:t>
+      </w:r>
+      <w:r>
+        <w:t xml:space="preserve">other packages I’ve used for demographics tables include:</w:t>
+      </w:r>
+    </w:p>
+    <w:p>
+      <w:pPr>
+        <w:pStyle w:val="Compact"/>
+        <w:numPr>
+          <w:ilvl w:val="0"/>
+          <w:numId w:val="1007"/>
+        </w:numPr>
+      </w:pPr>
+      <w:hyperlink r:id="rId14">
+        <w:r>
+          <w:rPr>
+            <w:rStyle w:val="Hyperlink"/>
+          </w:rPr>
+          <w:t xml:space="preserve">https://cran.r-project.org/web/packages/procs/</w:t>
+        </w:r>
+      </w:hyperlink>
+      <w:r>
+        <w:t xml:space="preserve"> </w:t>
+      </w:r>
+      <w:r>
+        <w:t xml:space="preserve">(replicates common SAS commands)</w:t>
+      </w:r>
+    </w:p>
+    <w:p>
+      <w:pPr>
+        <w:pStyle w:val="Compact"/>
+        <w:numPr>
+          <w:ilvl w:val="0"/>
+          <w:numId w:val="1007"/>
+        </w:numPr>
+      </w:pPr>
+      <w:hyperlink r:id="rId38">
+        <w:r>
+          <w:rPr>
+            <w:rStyle w:val="Hyperlink"/>
+          </w:rPr>
+          <w:t xml:space="preserve">https://cran.r-project.org/web/packages/arsenal/index.html</w:t>
+        </w:r>
+      </w:hyperlink>
+      <w:r>
+        <w:t xml:space="preserve"> </w:t>
+      </w:r>
+      <w:r>
+        <w:t xml:space="preserve">(from the Mayo Clinics)</w:t>
+      </w:r>
+    </w:p>
+    <w:p>
+      <w:pPr>
+        <w:pStyle w:val="Compact"/>
+        <w:numPr>
+          <w:ilvl w:val="0"/>
+          <w:numId w:val="1007"/>
+        </w:numPr>
+      </w:pPr>
+      <w:hyperlink r:id="rId39">
+        <w:r>
+          <w:rPr>
+            <w:rStyle w:val="Hyperlink"/>
+          </w:rPr>
+          <w:t xml:space="preserve">https://cran.r-project.org/web/packages/table1/index.html</w:t>
+        </w:r>
+      </w:hyperlink>
+    </w:p>
+    <w:bookmarkEnd w:id="40"/>
+    <w:bookmarkStart w:id="48" w:name="writing-functions"/>
     <w:p>
       <w:pPr>
         <w:pStyle w:val="Heading1"/>
       </w:pPr>
       <w:r>
-        <w:t xml:space="preserve">3. Demographics tables</w:t>
+        <w:t xml:space="preserve">4. Writing functions</w:t>
+      </w:r>
+    </w:p>
+    <w:p>
+      <w:pPr>
+        <w:pStyle w:val="Compact"/>
+        <w:numPr>
+          <w:ilvl w:val="0"/>
+          <w:numId w:val="1008"/>
+        </w:numPr>
+      </w:pPr>
+      <w:r>
+        <w:t xml:space="preserve">Read this ASAP:</w:t>
+      </w:r>
+      <w:r>
+        <w:t xml:space="preserve"> </w:t>
+      </w:r>
+      <w:hyperlink r:id="rId41">
+        <w:r>
+          <w:rPr>
+            <w:rStyle w:val="Hyperlink"/>
+          </w:rPr>
+          <w:t xml:space="preserve">https://r4ds.hadley.nz/functions.html</w:t>
+        </w:r>
+      </w:hyperlink>
+    </w:p>
+    <w:p>
+      <w:pPr>
+        <w:pStyle w:val="Compact"/>
+        <w:numPr>
+          <w:ilvl w:val="0"/>
+          <w:numId w:val="1008"/>
+        </w:numPr>
+      </w:pPr>
+      <w:r>
+        <w:t xml:space="preserve">Use this as a reference:</w:t>
+      </w:r>
+      <w:r>
+        <w:t xml:space="preserve"> </w:t>
+      </w:r>
+      <w:hyperlink r:id="rId42">
+        <w:r>
+          <w:rPr>
+            <w:rStyle w:val="Hyperlink"/>
+          </w:rPr>
+          <w:t xml:space="preserve">https://adv-r.hadley.nz/functions.html</w:t>
+        </w:r>
+      </w:hyperlink>
+    </w:p>
+    <w:bookmarkStart w:id="44" w:name="methods-versus-functions"/>
+    <w:p>
+      <w:pPr>
+        <w:pStyle w:val="Heading2"/>
+      </w:pPr>
+      <w:r>
+        <w:t xml:space="preserve">4.1 Methods versus functions</w:t>
       </w:r>
     </w:p>
     <w:p>
@@ -1134,7 +1352,215 @@
         <w:pStyle w:val="FirstParagraph"/>
       </w:pPr>
       <w:r>
-        <w:t xml:space="preserve">Demographics tables are important first steps in many data analyses and papers.</w:t>
+        <w:t xml:space="preserve">See</w:t>
+      </w:r>
+      <w:r>
+        <w:t xml:space="preserve"> </w:t>
+      </w:r>
+      <w:hyperlink r:id="rId43">
+        <w:r>
+          <w:rPr>
+            <w:rStyle w:val="Hyperlink"/>
+          </w:rPr>
+          <w:t xml:space="preserve">https://adv-r.hadley.nz/oo.html#oop-systems</w:t>
+        </w:r>
+      </w:hyperlink>
+    </w:p>
+    <w:bookmarkEnd w:id="44"/>
+    <w:bookmarkStart w:id="47" w:name="debugging-code"/>
+    <w:p>
+      <w:pPr>
+        <w:pStyle w:val="Heading2"/>
+      </w:pPr>
+      <w:r>
+        <w:t xml:space="preserve">4.2 Debugging code</w:t>
+      </w:r>
+    </w:p>
+    <w:p>
+      <w:pPr>
+        <w:numPr>
+          <w:ilvl w:val="0"/>
+          <w:numId w:val="1009"/>
+        </w:numPr>
+      </w:pPr>
+      <w:hyperlink r:id="rId45">
+        <w:r>
+          <w:rPr>
+            <w:rStyle w:val="Hyperlink"/>
+          </w:rPr>
+          <w:t xml:space="preserve">https://adv-r.hadley.nz/debugging.html</w:t>
+        </w:r>
+      </w:hyperlink>
+    </w:p>
+    <w:p>
+      <w:pPr>
+        <w:numPr>
+          <w:ilvl w:val="0"/>
+          <w:numId w:val="1009"/>
+        </w:numPr>
+      </w:pPr>
+      <w:hyperlink r:id="rId46">
+        <w:r>
+          <w:rPr>
+            <w:rStyle w:val="Hyperlink"/>
+          </w:rPr>
+          <w:t xml:space="preserve">https://www.maths.ed.ac.uk/~swood34/RCdebug/RCdebug.html</w:t>
+        </w:r>
+      </w:hyperlink>
+    </w:p>
+    <w:bookmarkEnd w:id="47"/>
+    <w:bookmarkEnd w:id="48"/>
+    <w:bookmarkStart w:id="50" w:name="data.frames-and-tibbles"/>
+    <w:p>
+      <w:pPr>
+        <w:pStyle w:val="Heading1"/>
+      </w:pPr>
+      <w:r>
+        <w:t xml:space="preserve">5. </w:t>
+      </w:r>
+      <w:r>
+        <w:rPr>
+          <w:rStyle w:val="VerbatimChar"/>
+        </w:rPr>
+        <w:t xml:space="preserve">data.frame</w:t>
+      </w:r>
+      <w:r>
+        <w:t xml:space="preserve">s and</w:t>
+      </w:r>
+      <w:r>
+        <w:t xml:space="preserve"> </w:t>
+      </w:r>
+      <w:r>
+        <w:rPr>
+          <w:rStyle w:val="VerbatimChar"/>
+        </w:rPr>
+        <w:t xml:space="preserve">tibble</w:t>
+      </w:r>
+      <w:r>
+        <w:t xml:space="preserve">s</w:t>
+      </w:r>
+    </w:p>
+    <w:bookmarkStart w:id="49" w:name="displaying-tibbles"/>
+    <w:p>
+      <w:pPr>
+        <w:pStyle w:val="Heading2"/>
+      </w:pPr>
+      <w:r>
+        <w:t xml:space="preserve">5.1 Displaying</w:t>
+      </w:r>
+      <w:r>
+        <w:t xml:space="preserve"> </w:t>
+      </w:r>
+      <w:r>
+        <w:rPr>
+          <w:rStyle w:val="VerbatimChar"/>
+        </w:rPr>
+        <w:t xml:space="preserve">tibble</w:t>
+      </w:r>
+      <w:r>
+        <w:t xml:space="preserve">s</w:t>
+      </w:r>
+    </w:p>
+    <w:p>
+      <w:pPr>
+        <w:pStyle w:val="FirstParagraph"/>
+      </w:pPr>
+      <w:r>
+        <w:t xml:space="preserve">See</w:t>
+      </w:r>
+      <w:r>
+        <w:t xml:space="preserve"> </w:t>
+      </w:r>
+      <w:r>
+        <w:rPr>
+          <w:rStyle w:val="VerbatimChar"/>
+        </w:rPr>
+        <w:t xml:space="preserve">vignette("digits", package = "tibble")</w:t>
+      </w:r>
+    </w:p>
+    <w:bookmarkEnd w:id="49"/>
+    <w:bookmarkEnd w:id="50"/>
+    <w:bookmarkStart w:id="55" w:name="the-tidyverse"/>
+    <w:p>
+      <w:pPr>
+        <w:pStyle w:val="Heading1"/>
+      </w:pPr>
+      <w:r>
+        <w:t xml:space="preserve">6. The</w:t>
+      </w:r>
+      <w:r>
+        <w:t xml:space="preserve"> </w:t>
+      </w:r>
+      <w:r>
+        <w:rPr>
+          <w:rStyle w:val="VerbatimChar"/>
+        </w:rPr>
+        <w:t xml:space="preserve">tidyverse</w:t>
+      </w:r>
+    </w:p>
+    <w:p>
+      <w:pPr>
+        <w:pStyle w:val="BlockText"/>
+      </w:pPr>
+      <w:r>
+        <w:t xml:space="preserve">The tidyverse is an opinionated collection of R packages designed for data science. All packages share an underlying design philosophy, grammar, and data structures.</w:t>
+      </w:r>
+    </w:p>
+    <w:p>
+      <w:pPr>
+        <w:pStyle w:val="Compact"/>
+        <w:numPr>
+          <w:ilvl w:val="0"/>
+          <w:numId w:val="1010"/>
+        </w:numPr>
+      </w:pPr>
+      <w:r>
+        <w:t xml:space="preserve">https://www.tidyverse.org/</w:t>
+      </w:r>
+    </w:p>
+    <w:p>
+      <w:pPr>
+        <w:pStyle w:val="FirstParagraph"/>
+      </w:pPr>
+      <w:r>
+        <w:t xml:space="preserve">These packages are being actively developed by</w:t>
+      </w:r>
+      <w:r>
+        <w:t xml:space="preserve"> </w:t>
+      </w:r>
+      <w:hyperlink r:id="rId51">
+        <w:r>
+          <w:rPr>
+            <w:rStyle w:val="Hyperlink"/>
+          </w:rPr>
+          <w:t xml:space="preserve">Hadley Wickham</w:t>
+        </w:r>
+      </w:hyperlink>
+      <w:r>
+        <w:t xml:space="preserve"> </w:t>
+      </w:r>
+      <w:r>
+        <w:t xml:space="preserve">and his colleagues at</w:t>
+      </w:r>
+      <w:r>
+        <w:t xml:space="preserve"> </w:t>
+      </w:r>
+      <w:hyperlink r:id="rId52">
+        <w:r>
+          <w:rPr>
+            <w:rStyle w:val="Hyperlink"/>
+          </w:rPr>
+          <w:t xml:space="preserve">posit</w:t>
+        </w:r>
+      </w:hyperlink>
+      <w:r>
+        <w:rPr>
+          <w:rStyle w:val="FootnoteReference"/>
+        </w:rPr>
+        <w:footnoteReference w:id="53"/>
+      </w:r>
+      <w:r>
+        <w:t xml:space="preserve">.</w:t>
       </w:r>
     </w:p>
     <w:p>
@@ -1142,516 +1568,114 @@
         <w:pStyle w:val="BodyText"/>
       </w:pPr>
       <w:r>
-        <w:t xml:space="preserve">The</w:t>
-      </w:r>
-      <w:r>
-        <w:t xml:space="preserve"> </w:t>
-      </w:r>
+        <w:t xml:space="preserve">Details:</w:t>
+      </w:r>
+    </w:p>
+    <w:p>
+      <w:pPr>
+        <w:pStyle w:val="Compact"/>
+        <w:numPr>
+          <w:ilvl w:val="0"/>
+          <w:numId w:val="1011"/>
+        </w:numPr>
+      </w:pPr>
+      <w:r>
+        <w:t xml:space="preserve">Wickham et al. (2019)</w:t>
+      </w:r>
+    </w:p>
+    <w:p>
+      <w:pPr>
+        <w:pStyle w:val="Compact"/>
+        <w:numPr>
+          <w:ilvl w:val="0"/>
+          <w:numId w:val="1011"/>
+        </w:numPr>
+      </w:pPr>
+      <w:r>
+        <w:t xml:space="preserve">Wickham et al. (2023)</w:t>
+      </w:r>
+    </w:p>
+    <w:p>
+      <w:pPr>
+        <w:pStyle w:val="Compact"/>
+        <w:numPr>
+          <w:ilvl w:val="0"/>
+          <w:numId w:val="1011"/>
+        </w:numPr>
+      </w:pPr>
+      <w:r>
+        <w:t xml:space="preserve">Kuhn and Silge (2022)</w:t>
+      </w:r>
+    </w:p>
+    <w:bookmarkEnd w:id="55"/>
+    <w:bookmarkStart w:id="65" w:name="piping"/>
+    <w:p>
+      <w:pPr>
+        <w:pStyle w:val="Heading1"/>
+      </w:pPr>
+      <w:r>
+        <w:t xml:space="preserve">7. Piping</w:t>
+      </w:r>
+    </w:p>
+    <w:p>
+      <w:pPr>
+        <w:pStyle w:val="FirstParagraph"/>
+      </w:pPr>
+      <w:r>
+        <w:t xml:space="preserve">See</w:t>
+      </w:r>
+      <w:r>
+        <w:t xml:space="preserve"> </w:t>
+      </w:r>
+      <w:hyperlink r:id="rId56">
+        <w:r>
+          <w:rPr>
+            <w:rStyle w:val="Hyperlink"/>
+          </w:rPr>
+          <w:t xml:space="preserve">Wickham et al. (2023)</w:t>
+        </w:r>
+      </w:hyperlink>
+      <w:r>
+        <w:t xml:space="preserve"> </w:t>
+      </w:r>
+      <w:r>
+        <w:t xml:space="preserve">for details.</w:t>
+      </w:r>
+    </w:p>
+    <w:p>
+      <w:pPr>
+        <w:pStyle w:val="BodyText"/>
+      </w:pPr>
+      <w:r>
+        <w:t xml:space="preserve">There are currently (2026) two commonly-used pipe operators in R:</w:t>
+      </w:r>
+    </w:p>
+    <w:p>
+      <w:pPr>
+        <w:numPr>
+          <w:ilvl w:val="0"/>
+          <w:numId w:val="1012"/>
+        </w:numPr>
+      </w:pPr>
       <w:r>
         <w:rPr>
           <w:rStyle w:val="VerbatimChar"/>
         </w:rPr>
-        <w:t xml:space="preserve">gtsummary</w:t>
-      </w:r>
-      <w:r>
-        <w:t xml:space="preserve"> </w:t>
-      </w:r>
-      <w:r>
-        <w:t xml:space="preserve">package is flexible and can probably provide whatever table options you’re looking for,</w:t>
-      </w:r>
-      <w:r>
-        <w:t xml:space="preserve"> </w:t>
-      </w:r>
-      <w:r>
-        <w:t xml:space="preserve">and if not, the developers are usually very welcoming of feature requests.</w:t>
-      </w:r>
-    </w:p>
-    <w:p>
-      <w:pPr>
-        <w:pStyle w:val="BodyText"/>
-      </w:pPr>
-      <w:r>
-        <w:t xml:space="preserve">If</w:t>
-      </w:r>
-      <w:r>
-        <w:t xml:space="preserve"> </w:t>
+        <w:t xml:space="preserve">%&gt;%</w:t>
+      </w:r>
+      <w:r>
+        <w:t xml:space="preserve">: the</w:t>
+      </w:r>
+      <w:r>
+        <w:t xml:space="preserve"> </w:t>
+      </w:r>
+      <w:r>
+        <w:t xml:space="preserve">“</w:t>
       </w:r>
       <w:r>
         <w:rPr>
           <w:rStyle w:val="VerbatimChar"/>
         </w:rPr>
-        <w:t xml:space="preserve">gtsummary</w:t>
-      </w:r>
-      <w:r>
-        <w:t xml:space="preserve"> </w:t>
-      </w:r>
-      <w:r>
-        <w:t xml:space="preserve">is really not doing what you want,</w:t>
-      </w:r>
-      <w:r>
-        <w:t xml:space="preserve"> </w:t>
-      </w:r>
-      <w:r>
-        <w:t xml:space="preserve">other packages I’ve used for demographics tables include:</w:t>
-      </w:r>
-    </w:p>
-    <w:p>
-      <w:pPr>
-        <w:pStyle w:val="Compact"/>
-        <w:numPr>
-          <w:ilvl w:val="0"/>
-          <w:numId w:val="1007"/>
-        </w:numPr>
-      </w:pPr>
-      <w:hyperlink r:id="rId14">
-        <w:r>
-          <w:rPr>
-            <w:rStyle w:val="Hyperlink"/>
-          </w:rPr>
-          <w:t xml:space="preserve">https://cran.r-project.org/web/packages/procs/</w:t>
-        </w:r>
-      </w:hyperlink>
-      <w:r>
-        <w:t xml:space="preserve"> </w:t>
-      </w:r>
-      <w:r>
-        <w:t xml:space="preserve">(replicates common SAS commands)</w:t>
-      </w:r>
-    </w:p>
-    <w:p>
-      <w:pPr>
-        <w:pStyle w:val="Compact"/>
-        <w:numPr>
-          <w:ilvl w:val="0"/>
-          <w:numId w:val="1007"/>
-        </w:numPr>
-      </w:pPr>
-      <w:hyperlink r:id="rId37">
-        <w:r>
-          <w:rPr>
-            <w:rStyle w:val="Hyperlink"/>
-          </w:rPr>
-          <w:t xml:space="preserve">https://cran.r-project.org/web/packages/arsenal/index.html</w:t>
-        </w:r>
-      </w:hyperlink>
-      <w:r>
-        <w:t xml:space="preserve"> </w:t>
-      </w:r>
-      <w:r>
-        <w:t xml:space="preserve">(from the Mayo Clinics)</w:t>
-      </w:r>
-    </w:p>
-    <w:p>
-      <w:pPr>
-        <w:pStyle w:val="Compact"/>
-        <w:numPr>
-          <w:ilvl w:val="0"/>
-          <w:numId w:val="1007"/>
-        </w:numPr>
-      </w:pPr>
-      <w:hyperlink r:id="rId38">
-        <w:r>
-          <w:rPr>
-            <w:rStyle w:val="Hyperlink"/>
-          </w:rPr>
-          <w:t xml:space="preserve">https://cran.r-project.org/web/packages/table1/index.html</w:t>
-        </w:r>
-      </w:hyperlink>
-    </w:p>
-    <w:bookmarkEnd w:id="39"/>
-    <w:bookmarkStart w:id="47" w:name="writing-functions"/>
-    <w:p>
-      <w:pPr>
-        <w:pStyle w:val="Heading1"/>
-      </w:pPr>
-      <w:r>
-        <w:t xml:space="preserve">4. Writing functions</w:t>
-      </w:r>
-    </w:p>
-    <w:p>
-      <w:pPr>
-        <w:pStyle w:val="Compact"/>
-        <w:numPr>
-          <w:ilvl w:val="0"/>
-          <w:numId w:val="1008"/>
-        </w:numPr>
-      </w:pPr>
-      <w:r>
-        <w:t xml:space="preserve">Read this ASAP:</w:t>
-      </w:r>
-      <w:r>
-        <w:t xml:space="preserve"> </w:t>
-      </w:r>
-      <w:hyperlink r:id="rId40">
-        <w:r>
-          <w:rPr>
-            <w:rStyle w:val="Hyperlink"/>
-          </w:rPr>
-          <w:t xml:space="preserve">https://r4ds.hadley.nz/functions.html</w:t>
-        </w:r>
-      </w:hyperlink>
-    </w:p>
-    <w:p>
-      <w:pPr>
-        <w:pStyle w:val="Compact"/>
-        <w:numPr>
-          <w:ilvl w:val="0"/>
-          <w:numId w:val="1008"/>
-        </w:numPr>
-      </w:pPr>
-      <w:r>
-        <w:t xml:space="preserve">Use this as a reference:</w:t>
-      </w:r>
-      <w:r>
-        <w:t xml:space="preserve"> </w:t>
-      </w:r>
-      <w:hyperlink r:id="rId41">
-        <w:r>
-          <w:rPr>
-            <w:rStyle w:val="Hyperlink"/>
-          </w:rPr>
-          <w:t xml:space="preserve">https://adv-r.hadley.nz/functions.html</w:t>
-        </w:r>
-      </w:hyperlink>
-    </w:p>
-    <w:bookmarkStart w:id="43" w:name="methods-versus-functions"/>
-    <w:p>
-      <w:pPr>
-        <w:pStyle w:val="Heading2"/>
-      </w:pPr>
-      <w:r>
-        <w:t xml:space="preserve">4.1 Methods versus functions</w:t>
-      </w:r>
-    </w:p>
-    <w:p>
-      <w:pPr>
-        <w:pStyle w:val="FirstParagraph"/>
-      </w:pPr>
-      <w:r>
-        <w:t xml:space="preserve">See</w:t>
-      </w:r>
-      <w:r>
-        <w:t xml:space="preserve"> </w:t>
-      </w:r>
-      <w:hyperlink r:id="rId42">
-        <w:r>
-          <w:rPr>
-            <w:rStyle w:val="Hyperlink"/>
-          </w:rPr>
-          <w:t xml:space="preserve">https://adv-r.hadley.nz/oo.html#oop-systems</w:t>
-        </w:r>
-      </w:hyperlink>
-    </w:p>
-    <w:bookmarkEnd w:id="43"/>
-    <w:bookmarkStart w:id="46" w:name="debugging-code"/>
-    <w:p>
-      <w:pPr>
-        <w:pStyle w:val="Heading2"/>
-      </w:pPr>
-      <w:r>
-        <w:t xml:space="preserve">4.2 Debugging code</w:t>
-      </w:r>
-    </w:p>
-    <w:p>
-      <w:pPr>
-        <w:numPr>
-          <w:ilvl w:val="0"/>
-          <w:numId w:val="1009"/>
-        </w:numPr>
-      </w:pPr>
-      <w:hyperlink r:id="rId44">
-        <w:r>
-          <w:rPr>
-            <w:rStyle w:val="Hyperlink"/>
-          </w:rPr>
-          <w:t xml:space="preserve">https://adv-r.hadley.nz/debugging.html</w:t>
-        </w:r>
-      </w:hyperlink>
-    </w:p>
-    <w:p>
-      <w:pPr>
-        <w:numPr>
-          <w:ilvl w:val="0"/>
-          <w:numId w:val="1009"/>
-        </w:numPr>
-      </w:pPr>
-      <w:hyperlink r:id="rId45">
-        <w:r>
-          <w:rPr>
-            <w:rStyle w:val="Hyperlink"/>
-          </w:rPr>
-          <w:t xml:space="preserve">https://www.maths.ed.ac.uk/~swood34/RCdebug/RCdebug.html</w:t>
-        </w:r>
-      </w:hyperlink>
-    </w:p>
-    <w:bookmarkEnd w:id="46"/>
-    <w:bookmarkEnd w:id="47"/>
-    <w:bookmarkStart w:id="49" w:name="data.frames-and-tibbles"/>
-    <w:p>
-      <w:pPr>
-        <w:pStyle w:val="Heading1"/>
-      </w:pPr>
-      <w:r>
-        <w:t xml:space="preserve">5. </w:t>
-      </w:r>
-      <w:r>
-        <w:rPr>
-          <w:rStyle w:val="VerbatimChar"/>
-        </w:rPr>
-        <w:t xml:space="preserve">data.frame</w:t>
-      </w:r>
-      <w:r>
-        <w:t xml:space="preserve">s and</w:t>
-      </w:r>
-      <w:r>
-        <w:t xml:space="preserve"> </w:t>
-      </w:r>
-      <w:r>
-        <w:rPr>
-          <w:rStyle w:val="VerbatimChar"/>
-        </w:rPr>
-        <w:t xml:space="preserve">tibble</w:t>
-      </w:r>
-      <w:r>
-        <w:t xml:space="preserve">s</w:t>
-      </w:r>
-    </w:p>
-    <w:bookmarkStart w:id="48" w:name="displaying-tibbles"/>
-    <w:p>
-      <w:pPr>
-        <w:pStyle w:val="Heading2"/>
-      </w:pPr>
-      <w:r>
-        <w:t xml:space="preserve">5.1 Displaying</w:t>
-      </w:r>
-      <w:r>
-        <w:t xml:space="preserve"> </w:t>
-      </w:r>
-      <w:r>
-        <w:rPr>
-          <w:rStyle w:val="VerbatimChar"/>
-        </w:rPr>
-        <w:t xml:space="preserve">tibble</w:t>
-      </w:r>
-      <w:r>
-        <w:t xml:space="preserve">s</w:t>
-      </w:r>
-    </w:p>
-    <w:p>
-      <w:pPr>
-        <w:pStyle w:val="FirstParagraph"/>
-      </w:pPr>
-      <w:r>
-        <w:t xml:space="preserve">See</w:t>
-      </w:r>
-      <w:r>
-        <w:t xml:space="preserve"> </w:t>
-      </w:r>
-      <w:r>
-        <w:rPr>
-          <w:rStyle w:val="VerbatimChar"/>
-        </w:rPr>
-        <w:t xml:space="preserve">vignette("digits", package = "tibble")</w:t>
-      </w:r>
-    </w:p>
-    <w:bookmarkEnd w:id="48"/>
-    <w:bookmarkEnd w:id="49"/>
-    <w:bookmarkStart w:id="54" w:name="the-tidyverse"/>
-    <w:p>
-      <w:pPr>
-        <w:pStyle w:val="Heading1"/>
-      </w:pPr>
-      <w:r>
-        <w:t xml:space="preserve">6. The</w:t>
-      </w:r>
-      <w:r>
-        <w:t xml:space="preserve"> </w:t>
-      </w:r>
-      <w:r>
-        <w:rPr>
-          <w:rStyle w:val="VerbatimChar"/>
-        </w:rPr>
-        <w:t xml:space="preserve">tidyverse</w:t>
-      </w:r>
-    </w:p>
-    <w:p>
-      <w:pPr>
-        <w:pStyle w:val="BlockText"/>
-      </w:pPr>
-      <w:r>
-        <w:t xml:space="preserve">The tidyverse is an opinionated collection of R packages designed for data science. All packages share an underlying design philosophy, grammar, and data structures.</w:t>
-      </w:r>
-    </w:p>
-    <w:p>
-      <w:pPr>
-        <w:pStyle w:val="Compact"/>
-        <w:numPr>
-          <w:ilvl w:val="0"/>
-          <w:numId w:val="1010"/>
-        </w:numPr>
-      </w:pPr>
-      <w:r>
-        <w:t xml:space="preserve">https://www.tidyverse.org/</w:t>
-      </w:r>
-    </w:p>
-    <w:p>
-      <w:pPr>
-        <w:pStyle w:val="FirstParagraph"/>
-      </w:pPr>
-      <w:r>
-        <w:t xml:space="preserve">These packages are being actively developed by</w:t>
-      </w:r>
-      <w:r>
-        <w:t xml:space="preserve"> </w:t>
-      </w:r>
-      <w:hyperlink r:id="rId50">
-        <w:r>
-          <w:rPr>
-            <w:rStyle w:val="Hyperlink"/>
-          </w:rPr>
-          <w:t xml:space="preserve">Hadley Wickham</w:t>
-        </w:r>
-      </w:hyperlink>
-      <w:r>
-        <w:t xml:space="preserve"> </w:t>
-      </w:r>
-      <w:r>
-        <w:t xml:space="preserve">and his colleagues at</w:t>
-      </w:r>
-      <w:r>
-        <w:t xml:space="preserve"> </w:t>
-      </w:r>
-      <w:hyperlink r:id="rId51">
-        <w:r>
-          <w:rPr>
-            <w:rStyle w:val="Hyperlink"/>
-          </w:rPr>
-          <w:t xml:space="preserve">posit</w:t>
-        </w:r>
-      </w:hyperlink>
-      <w:r>
-        <w:rPr>
-          <w:rStyle w:val="FootnoteReference"/>
-        </w:rPr>
-        <w:footnoteReference w:id="52"/>
-      </w:r>
-      <w:r>
-        <w:t xml:space="preserve">.</w:t>
-      </w:r>
-    </w:p>
-    <w:p>
-      <w:pPr>
-        <w:pStyle w:val="BodyText"/>
-      </w:pPr>
-      <w:r>
-        <w:t xml:space="preserve">Details:</w:t>
-      </w:r>
-    </w:p>
-    <w:p>
-      <w:pPr>
-        <w:pStyle w:val="Compact"/>
-        <w:numPr>
-          <w:ilvl w:val="0"/>
-          <w:numId w:val="1011"/>
-        </w:numPr>
-      </w:pPr>
-      <w:r>
-        <w:t xml:space="preserve">Wickham et al. (2019)</w:t>
-      </w:r>
-    </w:p>
-    <w:p>
-      <w:pPr>
-        <w:pStyle w:val="Compact"/>
-        <w:numPr>
-          <w:ilvl w:val="0"/>
-          <w:numId w:val="1011"/>
-        </w:numPr>
-      </w:pPr>
-      <w:r>
-        <w:t xml:space="preserve">Wickham et al. (2023)</w:t>
-      </w:r>
-    </w:p>
-    <w:p>
-      <w:pPr>
-        <w:pStyle w:val="Compact"/>
-        <w:numPr>
-          <w:ilvl w:val="0"/>
-          <w:numId w:val="1011"/>
-        </w:numPr>
-      </w:pPr>
-      <w:r>
-        <w:t xml:space="preserve">Kuhn and Silge (2022)</w:t>
-      </w:r>
-    </w:p>
-    <w:bookmarkEnd w:id="54"/>
-    <w:bookmarkStart w:id="64" w:name="piping"/>
-    <w:p>
-      <w:pPr>
-        <w:pStyle w:val="Heading1"/>
-      </w:pPr>
-      <w:r>
-        <w:t xml:space="preserve">7. Piping</w:t>
-      </w:r>
-    </w:p>
-    <w:p>
-      <w:pPr>
-        <w:pStyle w:val="FirstParagraph"/>
-      </w:pPr>
-      <w:r>
-        <w:t xml:space="preserve">See</w:t>
-      </w:r>
-      <w:r>
-        <w:t xml:space="preserve"> </w:t>
-      </w:r>
-      <w:hyperlink r:id="rId55">
-        <w:r>
-          <w:rPr>
-            <w:rStyle w:val="Hyperlink"/>
-          </w:rPr>
-          <w:t xml:space="preserve">Wickham et al. (2023)</w:t>
-        </w:r>
-      </w:hyperlink>
-      <w:r>
-        <w:t xml:space="preserve"> </w:t>
-      </w:r>
-      <w:r>
-        <w:t xml:space="preserve">for details.</w:t>
-      </w:r>
-    </w:p>
-    <w:p>
-      <w:pPr>
-        <w:pStyle w:val="BodyText"/>
-      </w:pPr>
-      <w:r>
-        <w:t xml:space="preserve">There are currently (2026) two commonly-used pipe operators in R:</w:t>
-      </w:r>
-    </w:p>
-    <w:p>
-      <w:pPr>
-        <w:numPr>
-          <w:ilvl w:val="0"/>
-          <w:numId w:val="1012"/>
-        </w:numPr>
-      </w:pPr>
-      <w:r>
-        <w:rPr>
-          <w:rStyle w:val="VerbatimChar"/>
-        </w:rPr>
-        <w:t xml:space="preserve">%&gt;%</w:t>
-      </w:r>
-      <w:r>
-        <w:t xml:space="preserve">: the</w:t>
-      </w:r>
-      <w:r>
-        <w:t xml:space="preserve"> </w:t>
-      </w:r>
-      <w:r>
-        <w:t xml:space="preserve">“</w:t>
-      </w:r>
-      <w:r>
-        <w:rPr>
-          <w:rStyle w:val="VerbatimChar"/>
-        </w:rPr>
         <w:t xml:space="preserve">magrittr</w:t>
       </w:r>
       <w:r>
@@ -1666,7 +1690,7 @@
       <w:r>
         <w:t xml:space="preserve"> </w:t>
       </w:r>
-      <w:hyperlink r:id="rId56">
+      <w:hyperlink r:id="rId57">
         <w:r>
           <w:rPr>
             <w:rStyle w:val="VerbatimChar"/>
@@ -1689,7 +1713,7 @@
       <w:r>
         <w:t xml:space="preserve"> </w:t>
       </w:r>
-      <w:hyperlink r:id="rId57">
+      <w:hyperlink r:id="rId58">
         <w:r>
           <w:rPr>
             <w:rStyle w:val="Hyperlink"/>
@@ -1706,7 +1730,7 @@
       <w:r>
         <w:t xml:space="preserve"> </w:t>
       </w:r>
-      <w:hyperlink r:id="rId58">
+      <w:hyperlink r:id="rId59">
         <w:r>
           <w:rPr>
             <w:rStyle w:val="VerbatimChar"/>
@@ -1771,7 +1795,7 @@
       <w:r>
         <w:t xml:space="preserve"> </w:t>
       </w:r>
-      <w:hyperlink r:id="rId59">
+      <w:hyperlink r:id="rId60">
         <w:r>
           <w:rPr>
             <w:rStyle w:val="Hyperlink"/>
@@ -1786,7 +1810,7 @@
         <w:t xml:space="preserve">for a comparison of their behavior.</w:t>
       </w:r>
     </w:p>
-    <w:bookmarkStart w:id="61" w:name="which-pipe-should-i-use"/>
+    <w:bookmarkStart w:id="62" w:name="which-pipe-should-i-use"/>
     <w:p>
       <w:pPr>
         <w:pStyle w:val="Heading2"/>
@@ -1805,7 +1829,7 @@
       <w:r>
         <w:t xml:space="preserve"> </w:t>
       </w:r>
-      <w:hyperlink r:id="rId60">
+      <w:hyperlink r:id="rId61">
         <w:r>
           <w:rPr>
             <w:rStyle w:val="Hyperlink"/>
@@ -1825,8 +1849,8 @@
         <w:t xml:space="preserve">For simple cases, |&gt; and %&gt;% behave identically. So why do we recommend the base pipe? Firstly, because it’s part of base R, it’s always available for you to use, even when you’re not using the tidyverse. Secondly, |&gt; is quite a bit simpler than %&gt;%: in the time between the invention of %&gt;% in 2014 and the inclusion of |&gt; in R 4.1.0 in 2021, we gained a better understanding of the pipe. This allowed the base implementation to jettison infrequently used and less important features.</w:t>
       </w:r>
     </w:p>
-    <w:bookmarkEnd w:id="61"/>
-    <w:bookmarkStart w:id="63" w:name="why-doesnt-ggplot2-use-piping"/>
+    <w:bookmarkEnd w:id="62"/>
+    <w:bookmarkStart w:id="64" w:name="why-doesnt-ggplot2-use-piping"/>
     <w:p>
       <w:pPr>
         <w:pStyle w:val="Heading2"/>
@@ -1921,7 +1945,7 @@
       <w:pPr>
         <w:pStyle w:val="FirstParagraph"/>
       </w:pPr>
-      <w:hyperlink r:id="rId62">
+      <w:hyperlink r:id="rId63">
         <w:r>
           <w:rPr>
             <w:rStyle w:val="Hyperlink"/>
@@ -1930,9 +1954,9 @@
         </w:r>
       </w:hyperlink>
     </w:p>
-    <w:bookmarkEnd w:id="63"/>
     <w:bookmarkEnd w:id="64"/>
-    <w:bookmarkStart w:id="66" w:name="grouping-operations-in-dplyr"/>
+    <w:bookmarkEnd w:id="65"/>
+    <w:bookmarkStart w:id="67" w:name="grouping-operations-in-dplyr"/>
     <w:p>
       <w:pPr>
         <w:pStyle w:val="Heading1"/>
@@ -2144,7 +2168,7 @@
       <w:r>
         <w:t xml:space="preserve"> </w:t>
       </w:r>
-      <w:hyperlink r:id="rId65">
+      <w:hyperlink r:id="rId66">
         <w:r>
           <w:rPr>
             <w:rStyle w:val="VerbatimChar"/>
@@ -2156,8 +2180,8 @@
         <w:t xml:space="preserve">.</w:t>
       </w:r>
     </w:p>
-    <w:bookmarkEnd w:id="66"/>
-    <w:bookmarkStart w:id="77" w:name="quarto"/>
+    <w:bookmarkEnd w:id="67"/>
+    <w:bookmarkStart w:id="78" w:name="quarto"/>
     <w:p>
       <w:pPr>
         <w:pStyle w:val="Heading1"/>
@@ -2188,7 +2212,7 @@
       <w:r>
         <w:t xml:space="preserve"> </w:t>
       </w:r>
-      <w:hyperlink r:id="rId67">
+      <w:hyperlink r:id="rId68">
         <w:r>
           <w:rPr>
             <w:rStyle w:val="Hyperlink"/>
@@ -2211,7 +2235,7 @@
       <w:r>
         <w:t xml:space="preserve"> </w:t>
       </w:r>
-      <w:hyperlink r:id="rId68">
+      <w:hyperlink r:id="rId69">
         <w:r>
           <w:rPr>
             <w:rStyle w:val="Hyperlink"/>
@@ -2234,7 +2258,7 @@
       <w:r>
         <w:t xml:space="preserve"> </w:t>
       </w:r>
-      <w:hyperlink r:id="rId69">
+      <w:hyperlink r:id="rId70">
         <w:r>
           <w:rPr>
             <w:rStyle w:val="Hyperlink"/>
@@ -2257,7 +2281,7 @@
       <w:r>
         <w:t xml:space="preserve"> </w:t>
       </w:r>
-      <w:hyperlink r:id="rId70">
+      <w:hyperlink r:id="rId71">
         <w:r>
           <w:rPr>
             <w:rStyle w:val="Hyperlink"/>
@@ -2280,7 +2304,7 @@
       <w:r>
         <w:t xml:space="preserve"> </w:t>
       </w:r>
-      <w:hyperlink r:id="rId71">
+      <w:hyperlink r:id="rId72">
         <w:r>
           <w:rPr>
             <w:rStyle w:val="Hyperlink"/>
@@ -2303,7 +2327,7 @@
       <w:r>
         <w:t xml:space="preserve"> </w:t>
       </w:r>
-      <w:hyperlink r:id="rId72">
+      <w:hyperlink r:id="rId73">
         <w:r>
           <w:rPr>
             <w:rStyle w:val="Hyperlink"/>
@@ -2312,7 +2336,7 @@
         </w:r>
       </w:hyperlink>
     </w:p>
-    <w:bookmarkStart w:id="76" w:name="building-pdf-documents"/>
+    <w:bookmarkStart w:id="77" w:name="building-pdf-documents"/>
     <w:p>
       <w:pPr>
         <w:pStyle w:val="Heading2"/>
@@ -2331,7 +2355,7 @@
       <w:r>
         <w:t xml:space="preserve"> </w:t>
       </w:r>
-      <w:hyperlink r:id="rId73">
+      <w:hyperlink r:id="rId74">
         <w:r>
           <w:rPr>
             <w:rStyle w:val="Hyperlink"/>
@@ -2483,12 +2507,35 @@
       <w:r>
         <w:t xml:space="preserve"> </w:t>
       </w:r>
+      <w:hyperlink r:id="rId75">
+        <w:r>
+          <w:rPr>
+            <w:rStyle w:val="Hyperlink"/>
+          </w:rPr>
+          <w:t xml:space="preserve">https://quarto.org/docs/output-formats/pdf-engine.html</w:t>
+        </w:r>
+      </w:hyperlink>
+    </w:p>
+    <w:p>
+      <w:pPr>
+        <w:pStyle w:val="Compact"/>
+        <w:numPr>
+          <w:ilvl w:val="0"/>
+          <w:numId w:val="1016"/>
+        </w:numPr>
+      </w:pPr>
+      <w:r>
+        <w:t xml:space="preserve">TinyTeX documentation:</w:t>
+      </w:r>
+      <w:r>
+        <w:t xml:space="preserve"> </w:t>
+      </w:r>
       <w:hyperlink r:id="rId74">
         <w:r>
           <w:rPr>
             <w:rStyle w:val="Hyperlink"/>
           </w:rPr>
-          <w:t xml:space="preserve">https://quarto.org/docs/output-formats/pdf-engine.html</w:t>
+          <w:t xml:space="preserve">https://yihui.org/tinytex/</w:t>
         </w:r>
       </w:hyperlink>
     </w:p>
@@ -2501,35 +2548,12 @@
         </w:numPr>
       </w:pPr>
       <w:r>
-        <w:t xml:space="preserve">TinyTeX documentation:</w:t>
-      </w:r>
-      <w:r>
-        <w:t xml:space="preserve"> </w:t>
-      </w:r>
-      <w:hyperlink r:id="rId73">
-        <w:r>
-          <w:rPr>
-            <w:rStyle w:val="Hyperlink"/>
-          </w:rPr>
-          <w:t xml:space="preserve">https://yihui.org/tinytex/</w:t>
-        </w:r>
-      </w:hyperlink>
-    </w:p>
-    <w:p>
-      <w:pPr>
-        <w:pStyle w:val="Compact"/>
-        <w:numPr>
-          <w:ilvl w:val="0"/>
-          <w:numId w:val="1016"/>
-        </w:numPr>
-      </w:pPr>
-      <w:r>
         <w:t xml:space="preserve">Video tutorial:</w:t>
       </w:r>
       <w:r>
         <w:t xml:space="preserve"> </w:t>
       </w:r>
-      <w:hyperlink r:id="rId75">
+      <w:hyperlink r:id="rId76">
         <w:r>
           <w:rPr>
             <w:rStyle w:val="Hyperlink"/>
@@ -2558,9 +2582,9 @@
         <w:t xml:space="preserve">for additional discussion of literate programming.</w:t>
       </w:r>
     </w:p>
-    <w:bookmarkEnd w:id="76"/>
     <w:bookmarkEnd w:id="77"/>
-    <w:bookmarkStart w:id="78" w:name="one-source-file-multiple-outputs"/>
+    <w:bookmarkEnd w:id="78"/>
+    <w:bookmarkStart w:id="79" w:name="one-source-file-multiple-outputs"/>
     <w:p>
       <w:pPr>
         <w:pStyle w:val="Heading1"/>
@@ -2612,8 +2636,8 @@
         <w:t xml:space="preserve">divs to mark text chunks to omit from the revealjs format but include in the website and pdf format.</w:t>
       </w:r>
     </w:p>
-    <w:bookmarkEnd w:id="78"/>
-    <w:bookmarkStart w:id="80" w:name="packages"/>
+    <w:bookmarkEnd w:id="79"/>
+    <w:bookmarkStart w:id="81" w:name="packages"/>
     <w:p>
       <w:pPr>
         <w:pStyle w:val="Heading1"/>
@@ -2654,7 +2678,7 @@
       <w:r>
         <w:t xml:space="preserve"> </w:t>
       </w:r>
-      <w:hyperlink r:id="rId79">
+      <w:hyperlink r:id="rId80">
         <w:r>
           <w:rPr>
             <w:rStyle w:val="Hyperlink"/>
@@ -2686,8 +2710,8 @@
         <w:t xml:space="preserve">as a reference</w:t>
       </w:r>
     </w:p>
-    <w:bookmarkEnd w:id="80"/>
-    <w:bookmarkStart w:id="83" w:name="submitting-packages-to-cran"/>
+    <w:bookmarkEnd w:id="81"/>
+    <w:bookmarkStart w:id="84" w:name="submitting-packages-to-cran"/>
     <w:p>
       <w:pPr>
         <w:pStyle w:val="Heading1"/>
@@ -2710,7 +2734,7 @@
       <w:r>
         <w:t xml:space="preserve"> </w:t>
       </w:r>
-      <w:hyperlink r:id="rId81">
+      <w:hyperlink r:id="rId82">
         <w:r>
           <w:rPr>
             <w:rStyle w:val="Hyperlink"/>
@@ -2733,7 +2757,7 @@
       <w:r>
         <w:t xml:space="preserve"> </w:t>
       </w:r>
-      <w:hyperlink r:id="rId82">
+      <w:hyperlink r:id="rId83">
         <w:r>
           <w:rPr>
             <w:rStyle w:val="Hyperlink"/>
@@ -2742,8 +2766,8 @@
         </w:r>
       </w:hyperlink>
     </w:p>
-    <w:bookmarkEnd w:id="83"/>
-    <w:bookmarkStart w:id="91" w:name="git"/>
+    <w:bookmarkEnd w:id="84"/>
+    <w:bookmarkStart w:id="92" w:name="git"/>
     <w:p>
       <w:pPr>
         <w:pStyle w:val="Heading1"/>
@@ -2762,7 +2786,7 @@
       <w:r>
         <w:t xml:space="preserve"> </w:t>
       </w:r>
-      <w:hyperlink r:id="rId84">
+      <w:hyperlink r:id="rId85">
         <w:r>
           <w:rPr>
             <w:rStyle w:val="Hyperlink"/>
@@ -2781,7 +2805,7 @@
       <w:pPr>
         <w:pStyle w:val="BodyText"/>
       </w:pPr>
-      <w:hyperlink r:id="rId85">
+      <w:hyperlink r:id="rId86">
         <w:r>
           <w:rPr>
             <w:rStyle w:val="Hyperlink"/>
@@ -2807,7 +2831,7 @@
       <w:r>
         <w:t xml:space="preserve"> </w:t>
       </w:r>
-      <w:hyperlink r:id="rId86">
+      <w:hyperlink r:id="rId87">
         <w:r>
           <w:rPr>
             <w:rStyle w:val="Hyperlink"/>
@@ -2823,7 +2847,7 @@
           <w:numId w:val="1019"/>
         </w:numPr>
       </w:pPr>
-      <w:hyperlink r:id="rId87">
+      <w:hyperlink r:id="rId88">
         <w:r>
           <w:rPr>
             <w:rStyle w:val="Hyperlink"/>
@@ -2849,7 +2873,7 @@
       <w:r>
         <w:t xml:space="preserve"> </w:t>
       </w:r>
-      <w:hyperlink r:id="rId88">
+      <w:hyperlink r:id="rId89">
         <w:r>
           <w:rPr>
             <w:rStyle w:val="Hyperlink"/>
@@ -2865,7 +2889,7 @@
           <w:numId w:val="1019"/>
         </w:numPr>
       </w:pPr>
-      <w:hyperlink r:id="rId89">
+      <w:hyperlink r:id="rId90">
         <w:r>
           <w:rPr>
             <w:rStyle w:val="Hyperlink"/>
@@ -2881,7 +2905,7 @@
           <w:numId w:val="1019"/>
         </w:numPr>
       </w:pPr>
-      <w:hyperlink r:id="rId90">
+      <w:hyperlink r:id="rId91">
         <w:r>
           <w:rPr>
             <w:rStyle w:val="Hyperlink"/>
@@ -2890,8 +2914,8 @@
         </w:r>
       </w:hyperlink>
     </w:p>
-    <w:bookmarkEnd w:id="91"/>
-    <w:bookmarkStart w:id="92" w:name="spatial-data-science"/>
+    <w:bookmarkEnd w:id="92"/>
+    <w:bookmarkStart w:id="93" w:name="spatial-data-science"/>
     <w:p>
       <w:pPr>
         <w:pStyle w:val="Heading1"/>
@@ -2912,8 +2936,8 @@
         <w:t xml:space="preserve">Pebesma and Bivand (2023)</w:t>
       </w:r>
     </w:p>
-    <w:bookmarkEnd w:id="92"/>
-    <w:bookmarkStart w:id="93" w:name="shiny-apps"/>
+    <w:bookmarkEnd w:id="93"/>
+    <w:bookmarkStart w:id="94" w:name="shiny-apps"/>
     <w:p>
       <w:pPr>
         <w:pStyle w:val="Heading1"/>
@@ -2970,8 +2994,8 @@
         <w:t xml:space="preserve">as a reference</w:t>
       </w:r>
     </w:p>
-    <w:bookmarkEnd w:id="93"/>
-    <w:bookmarkStart w:id="94" w:name="making-the-most-of-rstudio"/>
+    <w:bookmarkEnd w:id="94"/>
+    <w:bookmarkStart w:id="95" w:name="making-the-most-of-rstudio"/>
     <w:p>
       <w:pPr>
         <w:pStyle w:val="Heading1"/>
@@ -3027,8 +3051,8 @@
         <w:t xml:space="preserve">you can rerun them or copy them into a source code file in one click! (up-arrow in the Console also enables this process, but less easily).</w:t>
       </w:r>
     </w:p>
-    <w:bookmarkEnd w:id="94"/>
-    <w:bookmarkStart w:id="96" w:name="contributing-to-r"/>
+    <w:bookmarkEnd w:id="95"/>
+    <w:bookmarkStart w:id="97" w:name="contributing-to-r"/>
     <w:p>
       <w:pPr>
         <w:pStyle w:val="Heading1"/>
@@ -3079,7 +3103,7 @@
       <w:r>
         <w:t xml:space="preserve"> </w:t>
       </w:r>
-      <w:hyperlink r:id="rId95">
+      <w:hyperlink r:id="rId96">
         <w:r>
           <w:rPr>
             <w:rStyle w:val="Hyperlink"/>
@@ -3088,8 +3112,8 @@
         </w:r>
       </w:hyperlink>
     </w:p>
-    <w:bookmarkEnd w:id="96"/>
-    <w:bookmarkStart w:id="140" w:name="references"/>
+    <w:bookmarkEnd w:id="97"/>
+    <w:bookmarkStart w:id="141" w:name="references"/>
     <w:p>
       <w:pPr>
         <w:pStyle w:val="Heading1"/>
@@ -3098,8 +3122,8 @@
         <w:t xml:space="preserve">References</w:t>
       </w:r>
     </w:p>
-    <w:bookmarkStart w:id="139" w:name="refs"/>
-    <w:bookmarkStart w:id="98" w:name="ref-appliedepiusingR"/>
+    <w:bookmarkStart w:id="140" w:name="refs"/>
+    <w:bookmarkStart w:id="99" w:name="ref-appliedepiusingR"/>
     <w:p>
       <w:pPr>
         <w:pStyle w:val="Bibliography"/>
@@ -3137,7 +3161,7 @@
       <w:r>
         <w:t xml:space="preserve"> </w:t>
       </w:r>
-      <w:hyperlink r:id="rId97">
+      <w:hyperlink r:id="rId98">
         <w:r>
           <w:rPr>
             <w:rStyle w:val="Hyperlink"/>
@@ -3149,8 +3173,8 @@
         <w:t xml:space="preserve">.</w:t>
       </w:r>
     </w:p>
-    <w:bookmarkEnd w:id="98"/>
-    <w:bookmarkStart w:id="100" w:name="ref-phdswR"/>
+    <w:bookmarkEnd w:id="99"/>
+    <w:bookmarkStart w:id="101" w:name="ref-phdswR"/>
     <w:p>
       <w:pPr>
         <w:pStyle w:val="Bibliography"/>
@@ -3195,7 +3219,7 @@
       <w:r>
         <w:t xml:space="preserve"> </w:t>
       </w:r>
-      <w:hyperlink r:id="rId99">
+      <w:hyperlink r:id="rId100">
         <w:r>
           <w:rPr>
             <w:rStyle w:val="Hyperlink"/>
@@ -3207,8 +3231,8 @@
         <w:t xml:space="preserve">.</w:t>
       </w:r>
     </w:p>
-    <w:bookmarkEnd w:id="100"/>
-    <w:bookmarkStart w:id="102" w:name="ref-magrittr"/>
+    <w:bookmarkEnd w:id="101"/>
+    <w:bookmarkStart w:id="103" w:name="ref-magrittr"/>
     <w:p>
       <w:pPr>
         <w:pStyle w:val="Bibliography"/>
@@ -3232,7 +3256,7 @@
       <w:r>
         <w:t xml:space="preserve"> </w:t>
       </w:r>
-      <w:hyperlink r:id="rId101">
+      <w:hyperlink r:id="rId102">
         <w:r>
           <w:rPr>
             <w:rStyle w:val="Hyperlink"/>
@@ -3244,8 +3268,8 @@
         <w:t xml:space="preserve">.</w:t>
       </w:r>
     </w:p>
-    <w:bookmarkEnd w:id="102"/>
-    <w:bookmarkStart w:id="104" w:name="ref-epirhb"/>
+    <w:bookmarkEnd w:id="103"/>
+    <w:bookmarkStart w:id="105" w:name="ref-epirhb"/>
     <w:p>
       <w:pPr>
         <w:pStyle w:val="Bibliography"/>
@@ -3297,7 +3321,7 @@
       <w:r>
         <w:t xml:space="preserve"> </w:t>
       </w:r>
-      <w:hyperlink r:id="rId103">
+      <w:hyperlink r:id="rId104">
         <w:r>
           <w:rPr>
             <w:rStyle w:val="Hyperlink"/>
@@ -3309,8 +3333,8 @@
         <w:t xml:space="preserve">.</w:t>
       </w:r>
     </w:p>
-    <w:bookmarkEnd w:id="104"/>
-    <w:bookmarkStart w:id="106" w:name="ref-r4epi"/>
+    <w:bookmarkEnd w:id="105"/>
+    <w:bookmarkStart w:id="107" w:name="ref-r4epi"/>
     <w:p>
       <w:pPr>
         <w:pStyle w:val="Bibliography"/>
@@ -3334,7 +3358,7 @@
       <w:r>
         <w:t xml:space="preserve"> </w:t>
       </w:r>
-      <w:hyperlink r:id="rId105">
+      <w:hyperlink r:id="rId106">
         <w:r>
           <w:rPr>
             <w:rStyle w:val="Hyperlink"/>
@@ -3346,8 +3370,8 @@
         <w:t xml:space="preserve">.</w:t>
       </w:r>
     </w:p>
-    <w:bookmarkEnd w:id="106"/>
-    <w:bookmarkStart w:id="108" w:name="ref-changRgraphicscookbook"/>
+    <w:bookmarkEnd w:id="107"/>
+    <w:bookmarkStart w:id="109" w:name="ref-changRgraphicscookbook"/>
     <w:p>
       <w:pPr>
         <w:pStyle w:val="Bibliography"/>
@@ -3371,7 +3395,7 @@
       <w:r>
         <w:t xml:space="preserve"> </w:t>
       </w:r>
-      <w:hyperlink r:id="rId107">
+      <w:hyperlink r:id="rId108">
         <w:r>
           <w:rPr>
             <w:rStyle w:val="Hyperlink"/>
@@ -3383,8 +3407,8 @@
         <w:t xml:space="preserve">.</w:t>
       </w:r>
     </w:p>
-    <w:bookmarkEnd w:id="108"/>
-    <w:bookmarkStart w:id="110" w:name="ref-golembook"/>
+    <w:bookmarkEnd w:id="109"/>
+    <w:bookmarkStart w:id="111" w:name="ref-golembook"/>
     <w:p>
       <w:pPr>
         <w:pStyle w:val="Bibliography"/>
@@ -3408,7 +3432,7 @@
       <w:r>
         <w:t xml:space="preserve"> </w:t>
       </w:r>
-      <w:hyperlink r:id="rId109">
+      <w:hyperlink r:id="rId110">
         <w:r>
           <w:rPr>
             <w:rStyle w:val="Hyperlink"/>
@@ -3420,8 +3444,8 @@
         <w:t xml:space="preserve">.</w:t>
       </w:r>
     </w:p>
-    <w:bookmarkEnd w:id="110"/>
-    <w:bookmarkStart w:id="112" w:name="ref-kleinman2009sas"/>
+    <w:bookmarkEnd w:id="111"/>
+    <w:bookmarkStart w:id="113" w:name="ref-kleinman2009sas"/>
     <w:p>
       <w:pPr>
         <w:pStyle w:val="Bibliography"/>
@@ -3480,7 +3504,7 @@
       <w:r>
         <w:t xml:space="preserve"> </w:t>
       </w:r>
-      <w:hyperlink r:id="rId111">
+      <w:hyperlink r:id="rId112">
         <w:r>
           <w:rPr>
             <w:rStyle w:val="Hyperlink"/>
@@ -3492,8 +3516,8 @@
         <w:t xml:space="preserve">.</w:t>
       </w:r>
     </w:p>
-    <w:bookmarkEnd w:id="112"/>
-    <w:bookmarkStart w:id="114" w:name="ref-knuth84"/>
+    <w:bookmarkEnd w:id="113"/>
+    <w:bookmarkStart w:id="115" w:name="ref-knuth84"/>
     <w:p>
       <w:pPr>
         <w:pStyle w:val="Bibliography"/>
@@ -3526,7 +3550,7 @@
       <w:r>
         <w:t xml:space="preserve"> </w:t>
       </w:r>
-      <w:hyperlink r:id="rId113">
+      <w:hyperlink r:id="rId114">
         <w:r>
           <w:rPr>
             <w:rStyle w:val="Hyperlink"/>
@@ -3538,8 +3562,8 @@
         <w:t xml:space="preserve">.</w:t>
       </w:r>
     </w:p>
-    <w:bookmarkEnd w:id="114"/>
-    <w:bookmarkStart w:id="116" w:name="ref-kuhn2022tidy"/>
+    <w:bookmarkEnd w:id="115"/>
+    <w:bookmarkStart w:id="117" w:name="ref-kuhn2022tidy"/>
     <w:p>
       <w:pPr>
         <w:pStyle w:val="Bibliography"/>
@@ -3563,7 +3587,7 @@
       <w:r>
         <w:t xml:space="preserve"> </w:t>
       </w:r>
-      <w:hyperlink r:id="rId115">
+      <w:hyperlink r:id="rId116">
         <w:r>
           <w:rPr>
             <w:rStyle w:val="Hyperlink"/>
@@ -3575,8 +3599,8 @@
         <w:t xml:space="preserve">.</w:t>
       </w:r>
     </w:p>
-    <w:bookmarkEnd w:id="116"/>
-    <w:bookmarkStart w:id="118" w:name="ref-muenchen2011r"/>
+    <w:bookmarkEnd w:id="117"/>
+    <w:bookmarkStart w:id="119" w:name="ref-muenchen2011r"/>
     <w:p>
       <w:pPr>
         <w:pStyle w:val="Bibliography"/>
@@ -3656,7 +3680,7 @@
       <w:r>
         <w:t xml:space="preserve"> </w:t>
       </w:r>
-      <w:hyperlink r:id="rId117">
+      <w:hyperlink r:id="rId118">
         <w:r>
           <w:rPr>
             <w:rStyle w:val="Hyperlink"/>
@@ -3668,8 +3692,8 @@
         <w:t xml:space="preserve">.</w:t>
       </w:r>
     </w:p>
-    <w:bookmarkEnd w:id="118"/>
-    <w:bookmarkStart w:id="120" w:name="ref-practicalr4epi"/>
+    <w:bookmarkEnd w:id="119"/>
+    <w:bookmarkStart w:id="121" w:name="ref-practicalr4epi"/>
     <w:p>
       <w:pPr>
         <w:pStyle w:val="Bibliography"/>
@@ -3721,7 +3745,7 @@
       <w:r>
         <w:t xml:space="preserve"> </w:t>
       </w:r>
-      <w:hyperlink r:id="rId119">
+      <w:hyperlink r:id="rId120">
         <w:r>
           <w:rPr>
             <w:rStyle w:val="Hyperlink"/>
@@ -3733,8 +3757,8 @@
         <w:t xml:space="preserve">.</w:t>
       </w:r>
     </w:p>
-    <w:bookmarkEnd w:id="120"/>
-    <w:bookmarkStart w:id="122" w:name="ref-NahhasIntroR"/>
+    <w:bookmarkEnd w:id="121"/>
+    <w:bookmarkStart w:id="123" w:name="ref-NahhasIntroR"/>
     <w:p>
       <w:pPr>
         <w:pStyle w:val="Bibliography"/>
@@ -3758,7 +3782,7 @@
       <w:r>
         <w:t xml:space="preserve"> </w:t>
       </w:r>
-      <w:hyperlink r:id="rId121">
+      <w:hyperlink r:id="rId122">
         <w:r>
           <w:rPr>
             <w:rStyle w:val="Hyperlink"/>
@@ -3770,8 +3794,8 @@
         <w:t xml:space="preserve">.</w:t>
       </w:r>
     </w:p>
-    <w:bookmarkEnd w:id="122"/>
-    <w:bookmarkStart w:id="124" w:name="ref-NahhasIRMPHR"/>
+    <w:bookmarkEnd w:id="123"/>
+    <w:bookmarkStart w:id="125" w:name="ref-NahhasIRMPHR"/>
     <w:p>
       <w:pPr>
         <w:pStyle w:val="Bibliography"/>
@@ -3809,7 +3833,7 @@
       <w:r>
         <w:t xml:space="preserve"> </w:t>
       </w:r>
-      <w:hyperlink r:id="rId123">
+      <w:hyperlink r:id="rId124">
         <w:r>
           <w:rPr>
             <w:rStyle w:val="Hyperlink"/>
@@ -3821,8 +3845,8 @@
         <w:t xml:space="preserve">.</w:t>
       </w:r>
     </w:p>
-    <w:bookmarkEnd w:id="124"/>
-    <w:bookmarkStart w:id="126" w:name="ref-spatialds"/>
+    <w:bookmarkEnd w:id="125"/>
+    <w:bookmarkStart w:id="127" w:name="ref-spatialds"/>
     <w:p>
       <w:pPr>
         <w:pStyle w:val="Bibliography"/>
@@ -3860,7 +3884,7 @@
       <w:r>
         <w:t xml:space="preserve"> </w:t>
       </w:r>
-      <w:hyperlink r:id="rId125">
+      <w:hyperlink r:id="rId126">
         <w:r>
           <w:rPr>
             <w:rStyle w:val="Hyperlink"/>
@@ -3872,8 +3896,8 @@
         <w:t xml:space="preserve">.</w:t>
       </w:r>
     </w:p>
-    <w:bookmarkEnd w:id="126"/>
-    <w:bookmarkStart w:id="128" w:name="ref-rapR"/>
+    <w:bookmarkEnd w:id="127"/>
+    <w:bookmarkStart w:id="129" w:name="ref-rapR"/>
     <w:p>
       <w:pPr>
         <w:pStyle w:val="Bibliography"/>
@@ -3897,7 +3921,7 @@
       <w:r>
         <w:t xml:space="preserve"> </w:t>
       </w:r>
-      <w:hyperlink r:id="rId127">
+      <w:hyperlink r:id="rId128">
         <w:r>
           <w:rPr>
             <w:rStyle w:val="Hyperlink"/>
@@ -3909,8 +3933,8 @@
         <w:t xml:space="preserve">.</w:t>
       </w:r>
     </w:p>
-    <w:bookmarkEnd w:id="128"/>
-    <w:bookmarkStart w:id="130" w:name="ref-wickham2019advanced"/>
+    <w:bookmarkEnd w:id="129"/>
+    <w:bookmarkStart w:id="131" w:name="ref-wickham2019advanced"/>
     <w:p>
       <w:pPr>
         <w:pStyle w:val="Bibliography"/>
@@ -3934,7 +3958,7 @@
       <w:r>
         <w:t xml:space="preserve"> </w:t>
       </w:r>
-      <w:hyperlink r:id="rId129">
+      <w:hyperlink r:id="rId130">
         <w:r>
           <w:rPr>
             <w:rStyle w:val="Hyperlink"/>
@@ -3946,8 +3970,8 @@
         <w:t xml:space="preserve">.</w:t>
       </w:r>
     </w:p>
-    <w:bookmarkEnd w:id="130"/>
-    <w:bookmarkStart w:id="132" w:name="ref-masteringshiny"/>
+    <w:bookmarkEnd w:id="131"/>
+    <w:bookmarkStart w:id="133" w:name="ref-masteringshiny"/>
     <w:p>
       <w:pPr>
         <w:pStyle w:val="Bibliography"/>
@@ -3971,7 +3995,7 @@
       <w:r>
         <w:t xml:space="preserve"> </w:t>
       </w:r>
-      <w:hyperlink r:id="rId131">
+      <w:hyperlink r:id="rId132">
         <w:r>
           <w:rPr>
             <w:rStyle w:val="Hyperlink"/>
@@ -3983,8 +4007,8 @@
         <w:t xml:space="preserve">.</w:t>
       </w:r>
     </w:p>
-    <w:bookmarkEnd w:id="132"/>
-    <w:bookmarkStart w:id="134" w:name="ref-welcometidyverse"/>
+    <w:bookmarkEnd w:id="133"/>
+    <w:bookmarkStart w:id="135" w:name="ref-welcometidyverse"/>
     <w:p>
       <w:pPr>
         <w:pStyle w:val="Bibliography"/>
@@ -4026,7 +4050,7 @@
       <w:r>
         <w:t xml:space="preserve"> </w:t>
       </w:r>
-      <w:hyperlink r:id="rId133">
+      <w:hyperlink r:id="rId134">
         <w:r>
           <w:rPr>
             <w:rStyle w:val="Hyperlink"/>
@@ -4038,8 +4062,8 @@
         <w:t xml:space="preserve">.</w:t>
       </w:r>
     </w:p>
-    <w:bookmarkEnd w:id="134"/>
-    <w:bookmarkStart w:id="136" w:name="ref-rpkgs"/>
+    <w:bookmarkEnd w:id="135"/>
+    <w:bookmarkStart w:id="137" w:name="ref-rpkgs"/>
     <w:p>
       <w:pPr>
         <w:pStyle w:val="Bibliography"/>
@@ -4077,7 +4101,7 @@
       <w:r>
         <w:t xml:space="preserve"> </w:t>
       </w:r>
-      <w:hyperlink r:id="rId135">
+      <w:hyperlink r:id="rId136">
         <w:r>
           <w:rPr>
             <w:rStyle w:val="Hyperlink"/>
@@ -4089,8 +4113,8 @@
         <w:t xml:space="preserve">.</w:t>
       </w:r>
     </w:p>
-    <w:bookmarkEnd w:id="136"/>
-    <w:bookmarkStart w:id="138" w:name="ref-r4ds"/>
+    <w:bookmarkEnd w:id="137"/>
+    <w:bookmarkStart w:id="139" w:name="ref-r4ds"/>
     <w:p>
       <w:pPr>
         <w:pStyle w:val="Bibliography"/>
@@ -4114,7 +4138,7 @@
       <w:r>
         <w:t xml:space="preserve"> </w:t>
       </w:r>
-      <w:hyperlink r:id="rId137">
+      <w:hyperlink r:id="rId138">
         <w:r>
           <w:rPr>
             <w:rStyle w:val="Hyperlink"/>
@@ -4126,9 +4150,9 @@
         <w:t xml:space="preserve">.</w:t>
       </w:r>
     </w:p>
-    <w:bookmarkEnd w:id="138"/>
     <w:bookmarkEnd w:id="139"/>
     <w:bookmarkEnd w:id="140"/>
+    <w:bookmarkEnd w:id="141"/>
     <w:sectPr>
       <w:footnotePr>
         <w:numRestart w:val="eachSect"/>
@@ -4158,7 +4182,7 @@
       </w:r>
     </w:p>
   </w:footnote>
-  <w:footnote w:id="52">
+  <w:footnote w:id="53">
     <w:p>
       <w:pPr>
         <w:pStyle w:val="FootnoteText"/>
@@ -4172,7 +4196,7 @@
       <w:r>
         <w:t xml:space="preserve"> </w:t>
       </w:r>
-      <w:hyperlink r:id="rId53">
+      <w:hyperlink r:id="rId54">
         <w:r>
           <w:rPr>
             <w:rStyle w:val="Hyperlink"/>
